--- a/ru/wisdom-stories/weeds-must-be-pulled-from-the-root.docx
+++ b/ru/wisdom-stories/weeds-must-be-pulled-from-the-root.docx
@@ -14,7 +14,7 @@
           <w:color w:val="000000"/>
           <w:sz w:val="52"/>
         </w:rPr>
-        <w:t>Сорняки нужно выкорчевывать.</w:t>
+        <w:t>Сорняки нужно выкорчевывать</w:t>
       </w:r>
     </w:p>
     <w:p>
@@ -70,7 +70,7 @@
           <w:color w:val="9A7417"/>
           <w:sz w:val="22"/>
         </w:rPr>
-        <w:t xml:space="preserve">Мораль: </w:t>
+        <w:t>Мораль: Если не искоренить и проблему, и вредную привычку, видимость чистоты обманчива — через некоторое время она появится снова.</w:t>
       </w:r>
       <w:r>
         <w:rPr>
@@ -80,7 +80,6 @@
           <w:color w:val="3F3826"/>
           <w:sz w:val="22"/>
         </w:rPr>
-        <w:t>Если не искоренить и проблему, и вредную привычку, видимость чистоты обманчива — через некоторое время она появится снова.</w:t>
       </w:r>
     </w:p>
     <w:p>
